--- a/lessons/7-8-group1/homework.docx
+++ b/lessons/7-8-group1/homework.docx
@@ -115,7 +115,7 @@
           <wp:inline distT="0" distB="0" distL="0" distR="0">
             <wp:extent cx="1047750" cy="790575"/>
             <wp:effectExtent t="0" r="0" b="0" l="0"/>
-            <wp:docPr id="1" name="" descr="" title=""/>
+            <wp:docPr id="1" name="Quadrant" descr="Picture illustrating the vocabulary word &quot;Quadrant&quot;" title="Quadrant"/>
             <wp:cNvGraphicFramePr>
               <a:graphicFrameLocks xmlns:a="http://schemas.openxmlformats.org/drawingml/2006/main" noChangeAspect="1"/>
             </wp:cNvGraphicFramePr>
@@ -161,10 +161,10 @@
           <w:b/>
           <w:bCs/>
         </w:rPr>
-        <w:t xml:space="preserve">Ordered Pairs in All Four Quadrants (Pares ordenados en los cuatro cuadrantes)</w:t>
-      </w:r>
-      <w:r>
-        <w:t xml:space="preserve"> — Points written as (x, y) whose positive or negative coordinates place them in one of four quadrants.</w:t>
+        <w:t xml:space="preserve">Quadrant (Cuadrante)</w:t>
+      </w:r>
+      <w:r>
+        <w:t xml:space="preserve"> — One of the four parts of a coordinate grid, numbered I to IV.</w:t>
       </w:r>
     </w:p>
     <w:p>
@@ -178,7 +178,7 @@
           <wp:inline distT="0" distB="0" distL="0" distR="0">
             <wp:extent cx="1047750" cy="790575"/>
             <wp:effectExtent t="0" r="0" b="0" l="0"/>
-            <wp:docPr id="1" name="" descr="" title=""/>
+            <wp:docPr id="1" name="Negative coordinate" descr="Picture illustrating the vocabulary word &quot;Negative coordinate&quot;" title="Negative coordinate"/>
             <wp:cNvGraphicFramePr>
               <a:graphicFrameLocks xmlns:a="http://schemas.openxmlformats.org/drawingml/2006/main" noChangeAspect="1"/>
             </wp:cNvGraphicFramePr>
@@ -224,10 +224,10 @@
           <w:b/>
           <w:bCs/>
         </w:rPr>
-        <w:t xml:space="preserve">Quadrant (Cuadrante)</w:t>
-      </w:r>
-      <w:r>
-        <w:t xml:space="preserve"> — One of the four parts of a coordinate grid, numbered I to IV.</w:t>
+        <w:t xml:space="preserve">Negative coordinate (Coordenada negativa)</w:t>
+      </w:r>
+      <w:r>
+        <w:t xml:space="preserve"> — A coordinate less than zero. It means left or below the center point.</w:t>
       </w:r>
     </w:p>
     <w:p>
@@ -241,7 +241,7 @@
           <wp:inline distT="0" distB="0" distL="0" distR="0">
             <wp:extent cx="1047750" cy="790575"/>
             <wp:effectExtent t="0" r="0" b="0" l="0"/>
-            <wp:docPr id="1" name="" descr="" title=""/>
+            <wp:docPr id="1" name="Reflection" descr="Picture illustrating the vocabulary word &quot;Reflection&quot;" title="Reflection"/>
             <wp:cNvGraphicFramePr>
               <a:graphicFrameLocks xmlns:a="http://schemas.openxmlformats.org/drawingml/2006/main" noChangeAspect="1"/>
             </wp:cNvGraphicFramePr>
@@ -287,10 +287,10 @@
           <w:b/>
           <w:bCs/>
         </w:rPr>
-        <w:t xml:space="preserve">Negative coordinate (Coordenada negativa)</w:t>
-      </w:r>
-      <w:r>
-        <w:t xml:space="preserve"> — A coordinate less than zero. It means left or below the center point.</w:t>
+        <w:t xml:space="preserve">Reflection (Reflexión)</w:t>
+      </w:r>
+      <w:r>
+        <w:t xml:space="preserve"> — A flipped, mirror image across a line.</w:t>
       </w:r>
     </w:p>
     <w:p>
@@ -304,7 +304,7 @@
           <wp:inline distT="0" distB="0" distL="0" distR="0">
             <wp:extent cx="1047750" cy="790575"/>
             <wp:effectExtent t="0" r="0" b="0" l="0"/>
-            <wp:docPr id="1" name="" descr="" title=""/>
+            <wp:docPr id="1" name="Axis" descr="Picture illustrating the vocabulary word &quot;Axis&quot;" title="Axis"/>
             <wp:cNvGraphicFramePr>
               <a:graphicFrameLocks xmlns:a="http://schemas.openxmlformats.org/drawingml/2006/main" noChangeAspect="1"/>
             </wp:cNvGraphicFramePr>
@@ -350,10 +350,10 @@
           <w:b/>
           <w:bCs/>
         </w:rPr>
-        <w:t xml:space="preserve">Reflection (Reflexión)</w:t>
-      </w:r>
-      <w:r>
-        <w:t xml:space="preserve"> — A flipped, mirror image across a line.</w:t>
+        <w:t xml:space="preserve">Axis (Eje)</w:t>
+      </w:r>
+      <w:r>
+        <w:t xml:space="preserve"> — One of the two number lines that frame a graph: the x-axis runs across, the y-axis runs up and down.</w:t>
       </w:r>
     </w:p>
     <w:p>
@@ -367,7 +367,7 @@
           <wp:inline distT="0" distB="0" distL="0" distR="0">
             <wp:extent cx="1047750" cy="790575"/>
             <wp:effectExtent t="0" r="0" b="0" l="0"/>
-            <wp:docPr id="1" name="" descr="" title=""/>
+            <wp:docPr id="1" name="Integer" descr="Picture illustrating the vocabulary word &quot;Integer&quot;" title="Integer"/>
             <wp:cNvGraphicFramePr>
               <a:graphicFrameLocks xmlns:a="http://schemas.openxmlformats.org/drawingml/2006/main" noChangeAspect="1"/>
             </wp:cNvGraphicFramePr>
@@ -413,69 +413,6 @@
           <w:b/>
           <w:bCs/>
         </w:rPr>
-        <w:t xml:space="preserve">Axis (Eje)</w:t>
-      </w:r>
-      <w:r>
-        <w:t xml:space="preserve"> — One of the two number lines that frame a graph: the x-axis runs across, the y-axis runs up and down.</w:t>
-      </w:r>
-    </w:p>
-    <w:p>
-      <w:pPr>
-        <w:keepNext/>
-        <w:spacing w:after="20" w:before="80"/>
-        <w:jc w:val="center"/>
-      </w:pPr>
-      <w:r>
-        <w:drawing>
-          <wp:inline distT="0" distB="0" distL="0" distR="0">
-            <wp:extent cx="1047750" cy="790575"/>
-            <wp:effectExtent t="0" r="0" b="0" l="0"/>
-            <wp:docPr id="1" name="" descr="" title=""/>
-            <wp:cNvGraphicFramePr>
-              <a:graphicFrameLocks xmlns:a="http://schemas.openxmlformats.org/drawingml/2006/main" noChangeAspect="1"/>
-            </wp:cNvGraphicFramePr>
-            <a:graphic xmlns:a="http://schemas.openxmlformats.org/drawingml/2006/main">
-              <a:graphicData uri="http://schemas.openxmlformats.org/drawingml/2006/picture">
-                <pic:pic xmlns:pic="http://schemas.openxmlformats.org/drawingml/2006/picture">
-                  <pic:nvPicPr>
-                    <pic:cNvPr id="0" name="" descr=""/>
-                    <pic:cNvPicPr>
-                      <a:picLocks noChangeAspect="1" noChangeArrowheads="1"/>
-                    </pic:cNvPicPr>
-                  </pic:nvPicPr>
-                  <pic:blipFill>
-                    <a:blip r:embed="rId12" cstate="none"/>
-                    <a:srcRect/>
-                    <a:stretch>
-                      <a:fillRect/>
-                    </a:stretch>
-                  </pic:blipFill>
-                  <pic:spPr bwMode="auto">
-                    <a:xfrm>
-                      <a:off x="0" y="0"/>
-                      <a:ext cx="1047750" cy="790575"/>
-                    </a:xfrm>
-                    <a:prstGeom prst="rect">
-                      <a:avLst/>
-                    </a:prstGeom>
-                  </pic:spPr>
-                </pic:pic>
-              </a:graphicData>
-            </a:graphic>
-          </wp:inline>
-        </w:drawing>
-      </w:r>
-    </w:p>
-    <w:p>
-      <w:pPr>
-        <w:keepNext/>
-        <w:spacing w:after="120"/>
-      </w:pPr>
-      <w:r>
-        <w:rPr>
-          <w:b/>
-          <w:bCs/>
-        </w:rPr>
         <w:t xml:space="preserve">Integer (Número entero)</w:t>
       </w:r>
       <w:r>
@@ -532,6 +469,61 @@
         <w:spacing w:after="40" w:before="0"/>
       </w:pPr>
       <w:r>
+        <w:t xml:space="preserve">     B. Quadrant III</w:t>
+      </w:r>
+    </w:p>
+    <w:p>
+      <w:pPr>
+        <w:spacing w:after="40" w:before="0"/>
+      </w:pPr>
+      <w:r>
+        <w:t xml:space="preserve">     C. Quadrant II</w:t>
+      </w:r>
+    </w:p>
+    <w:p>
+      <w:pPr>
+        <w:spacing w:after="40" w:before="0"/>
+      </w:pPr>
+      <w:r>
+        <w:t xml:space="preserve">     D. Quadrant IV</w:t>
+      </w:r>
+    </w:p>
+    <w:p>
+      <w:pPr>
+        <w:spacing w:after="60" w:before="120"/>
+      </w:pPr>
+      <w:r>
+        <w:rPr>
+          <w:color w:val="BBBBBB"/>
+        </w:rPr>
+        <w:t xml:space="preserve">______________________________________________________________________</w:t>
+      </w:r>
+    </w:p>
+    <w:p>
+      <w:pPr>
+        <w:spacing w:after="80" w:before="0"/>
+      </w:pPr>
+      <w:r>
+        <w:rPr>
+          <w:b/>
+          <w:bCs/>
+        </w:rPr>
+        <w:t xml:space="preserve">2. A point has a positive x-coordinate and a negative y-coordinate. Which quadrant is it in?</w:t>
+      </w:r>
+    </w:p>
+    <w:p>
+      <w:pPr>
+        <w:spacing w:after="40" w:before="0"/>
+      </w:pPr>
+      <w:r>
+        <w:t xml:space="preserve">     A. Quadrant I</w:t>
+      </w:r>
+    </w:p>
+    <w:p>
+      <w:pPr>
+        <w:spacing w:after="40" w:before="0"/>
+      </w:pPr>
+      <w:r>
         <w:t xml:space="preserve">     B. Quadrant II</w:t>
       </w:r>
     </w:p>
@@ -540,15 +532,15 @@
         <w:spacing w:after="40" w:before="0"/>
       </w:pPr>
       <w:r>
-        <w:t xml:space="preserve">     C. Quadrant III</w:t>
-      </w:r>
-    </w:p>
-    <w:p>
-      <w:pPr>
-        <w:spacing w:after="40" w:before="0"/>
-      </w:pPr>
-      <w:r>
-        <w:t xml:space="preserve">     D. Quadrant IV</w:t>
+        <w:t xml:space="preserve">     C. Quadrant IV</w:t>
+      </w:r>
+    </w:p>
+    <w:p>
+      <w:pPr>
+        <w:spacing w:after="40" w:before="0"/>
+      </w:pPr>
+      <w:r>
+        <w:t xml:space="preserve">     D. Quadrant III</w:t>
       </w:r>
     </w:p>
     <w:p>
@@ -571,7 +563,62 @@
           <w:b/>
           <w:bCs/>
         </w:rPr>
-        <w:t xml:space="preserve">2. A point has a positive x-coordinate and a negative y-coordinate. Which quadrant is it in?</w:t>
+        <w:t xml:space="preserve">3. Point A is at (-5, 3). If you move 8 units to the right, what are the new coordinates?</w:t>
+      </w:r>
+    </w:p>
+    <w:p>
+      <w:pPr>
+        <w:spacing w:after="40" w:before="0"/>
+      </w:pPr>
+      <w:r>
+        <w:t xml:space="preserve">     A. (-13, 3)</w:t>
+      </w:r>
+    </w:p>
+    <w:p>
+      <w:pPr>
+        <w:spacing w:after="40" w:before="0"/>
+      </w:pPr>
+      <w:r>
+        <w:t xml:space="preserve">     B. (-5, 11)</w:t>
+      </w:r>
+    </w:p>
+    <w:p>
+      <w:pPr>
+        <w:spacing w:after="40" w:before="0"/>
+      </w:pPr>
+      <w:r>
+        <w:t xml:space="preserve">     C. (-5, -5)</w:t>
+      </w:r>
+    </w:p>
+    <w:p>
+      <w:pPr>
+        <w:spacing w:after="40" w:before="0"/>
+      </w:pPr>
+      <w:r>
+        <w:t xml:space="preserve">     D. (3, 3)</w:t>
+      </w:r>
+    </w:p>
+    <w:p>
+      <w:pPr>
+        <w:spacing w:after="60" w:before="120"/>
+      </w:pPr>
+      <w:r>
+        <w:rPr>
+          <w:color w:val="BBBBBB"/>
+        </w:rPr>
+        <w:t xml:space="preserve">______________________________________________________________________</w:t>
+      </w:r>
+    </w:p>
+    <w:p>
+      <w:pPr>
+        <w:spacing w:after="80" w:before="0"/>
+      </w:pPr>
+      <w:r>
+        <w:rPr>
+          <w:b/>
+          <w:bCs/>
+        </w:rPr>
+        <w:t xml:space="preserve">4. In which quadrant is the point (-3, 5)?</w:t>
       </w:r>
     </w:p>
     <w:p>
@@ -587,6 +634,116 @@
         <w:spacing w:after="40" w:before="0"/>
       </w:pPr>
       <w:r>
+        <w:t xml:space="preserve">     B. Quadrant III</w:t>
+      </w:r>
+    </w:p>
+    <w:p>
+      <w:pPr>
+        <w:spacing w:after="40" w:before="0"/>
+      </w:pPr>
+      <w:r>
+        <w:t xml:space="preserve">     C. Quadrant IV</w:t>
+      </w:r>
+    </w:p>
+    <w:p>
+      <w:pPr>
+        <w:spacing w:after="40" w:before="0"/>
+      </w:pPr>
+      <w:r>
+        <w:t xml:space="preserve">     D. Quadrant II</w:t>
+      </w:r>
+    </w:p>
+    <w:p>
+      <w:pPr>
+        <w:spacing w:after="60" w:before="120"/>
+      </w:pPr>
+      <w:r>
+        <w:rPr>
+          <w:color w:val="BBBBBB"/>
+        </w:rPr>
+        <w:t xml:space="preserve">______________________________________________________________________</w:t>
+      </w:r>
+    </w:p>
+    <w:p>
+      <w:pPr>
+        <w:spacing w:after="80" w:before="0"/>
+      </w:pPr>
+      <w:r>
+        <w:rPr>
+          <w:b/>
+          <w:bCs/>
+        </w:rPr>
+        <w:t xml:space="preserve">5. What are the coordinates of a point 4 units right and 2 units down from the origin?</w:t>
+      </w:r>
+    </w:p>
+    <w:p>
+      <w:pPr>
+        <w:spacing w:after="40" w:before="0"/>
+      </w:pPr>
+      <w:r>
+        <w:t xml:space="preserve">     A. (-4, 2)</w:t>
+      </w:r>
+    </w:p>
+    <w:p>
+      <w:pPr>
+        <w:spacing w:after="40" w:before="0"/>
+      </w:pPr>
+      <w:r>
+        <w:t xml:space="preserve">     B. (-2, 4)</w:t>
+      </w:r>
+    </w:p>
+    <w:p>
+      <w:pPr>
+        <w:spacing w:after="40" w:before="0"/>
+      </w:pPr>
+      <w:r>
+        <w:t xml:space="preserve">     C. (2, -4)</w:t>
+      </w:r>
+    </w:p>
+    <w:p>
+      <w:pPr>
+        <w:spacing w:after="40" w:before="0"/>
+      </w:pPr>
+      <w:r>
+        <w:t xml:space="preserve">     D. (4, -2)</w:t>
+      </w:r>
+    </w:p>
+    <w:p>
+      <w:pPr>
+        <w:spacing w:after="60" w:before="120"/>
+      </w:pPr>
+      <w:r>
+        <w:rPr>
+          <w:color w:val="BBBBBB"/>
+        </w:rPr>
+        <w:t xml:space="preserve">______________________________________________________________________</w:t>
+      </w:r>
+    </w:p>
+    <w:p>
+      <w:pPr>
+        <w:spacing w:after="80" w:before="0"/>
+      </w:pPr>
+      <w:r>
+        <w:rPr>
+          <w:b/>
+          <w:bCs/>
+        </w:rPr>
+        <w:t xml:space="preserve">6. A sonar ping locates an enemy submarine at (-5, -2). In which quadrant should Captain Vega aim her shot?</w:t>
+      </w:r>
+    </w:p>
+    <w:p>
+      <w:pPr>
+        <w:spacing w:after="40" w:before="0"/>
+      </w:pPr>
+      <w:r>
+        <w:t xml:space="preserve">     A. Quadrant I</w:t>
+      </w:r>
+    </w:p>
+    <w:p>
+      <w:pPr>
+        <w:spacing w:after="40" w:before="0"/>
+      </w:pPr>
+      <w:r>
         <w:t xml:space="preserve">     B. Quadrant II</w:t>
       </w:r>
     </w:p>
@@ -595,15 +752,15 @@
         <w:spacing w:after="40" w:before="0"/>
       </w:pPr>
       <w:r>
-        <w:t xml:space="preserve">     C. Quadrant III</w:t>
-      </w:r>
-    </w:p>
-    <w:p>
-      <w:pPr>
-        <w:spacing w:after="40" w:before="0"/>
-      </w:pPr>
-      <w:r>
-        <w:t xml:space="preserve">     D. Quadrant IV</w:t>
+        <w:t xml:space="preserve">     C. Quadrant IV</w:t>
+      </w:r>
+    </w:p>
+    <w:p>
+      <w:pPr>
+        <w:spacing w:after="40" w:before="0"/>
+      </w:pPr>
+      <w:r>
+        <w:t xml:space="preserve">     D. Quadrant III</w:t>
       </w:r>
     </w:p>
     <w:p>
@@ -626,39 +783,39 @@
           <w:b/>
           <w:bCs/>
         </w:rPr>
-        <w:t xml:space="preserve">3. What are the coordinates of a point 4 units right and 2 units down from the origin?</w:t>
-      </w:r>
-    </w:p>
-    <w:p>
-      <w:pPr>
-        <w:spacing w:after="40" w:before="0"/>
-      </w:pPr>
-      <w:r>
-        <w:t xml:space="preserve">     A. (-4, 2)</w:t>
-      </w:r>
-    </w:p>
-    <w:p>
-      <w:pPr>
-        <w:spacing w:after="40" w:before="0"/>
-      </w:pPr>
-      <w:r>
-        <w:t xml:space="preserve">     B. (2, -4)</w:t>
-      </w:r>
-    </w:p>
-    <w:p>
-      <w:pPr>
-        <w:spacing w:after="40" w:before="0"/>
-      </w:pPr>
-      <w:r>
-        <w:t xml:space="preserve">     C. (4, -2)</w:t>
-      </w:r>
-    </w:p>
-    <w:p>
-      <w:pPr>
-        <w:spacing w:after="40" w:before="0"/>
-      </w:pPr>
-      <w:r>
-        <w:t xml:space="preserve">     D. (-2, 4)</w:t>
+        <w:t xml:space="preserve">7. Captain Vega's lookout reports a ship in Quadrant II. What signs will its coordinates (x, y) have?</w:t>
+      </w:r>
+    </w:p>
+    <w:p>
+      <w:pPr>
+        <w:spacing w:after="40" w:before="0"/>
+      </w:pPr>
+      <w:r>
+        <w:t xml:space="preserve">     A. (-, +)</w:t>
+      </w:r>
+    </w:p>
+    <w:p>
+      <w:pPr>
+        <w:spacing w:after="40" w:before="0"/>
+      </w:pPr>
+      <w:r>
+        <w:t xml:space="preserve">     B. (+, +)</w:t>
+      </w:r>
+    </w:p>
+    <w:p>
+      <w:pPr>
+        <w:spacing w:after="40" w:before="0"/>
+      </w:pPr>
+      <w:r>
+        <w:t xml:space="preserve">     C. (-, -)</w:t>
+      </w:r>
+    </w:p>
+    <w:p>
+      <w:pPr>
+        <w:spacing w:after="40" w:before="0"/>
+      </w:pPr>
+      <w:r>
+        <w:t xml:space="preserve">     D. (+, -)</w:t>
       </w:r>
     </w:p>
     <w:p>
@@ -681,117 +838,7 @@
           <w:b/>
           <w:bCs/>
         </w:rPr>
-        <w:t xml:space="preserve">4. A sonar ping locates an enemy submarine at (-5, -2). In which quadrant should Captain Vega aim her shot?</w:t>
-      </w:r>
-    </w:p>
-    <w:p>
-      <w:pPr>
-        <w:spacing w:after="40" w:before="0"/>
-      </w:pPr>
-      <w:r>
-        <w:t xml:space="preserve">     A. Quadrant I</w:t>
-      </w:r>
-    </w:p>
-    <w:p>
-      <w:pPr>
-        <w:spacing w:after="40" w:before="0"/>
-      </w:pPr>
-      <w:r>
-        <w:t xml:space="preserve">     B. Quadrant II</w:t>
-      </w:r>
-    </w:p>
-    <w:p>
-      <w:pPr>
-        <w:spacing w:after="40" w:before="0"/>
-      </w:pPr>
-      <w:r>
-        <w:t xml:space="preserve">     C. Quadrant III</w:t>
-      </w:r>
-    </w:p>
-    <w:p>
-      <w:pPr>
-        <w:spacing w:after="40" w:before="0"/>
-      </w:pPr>
-      <w:r>
-        <w:t xml:space="preserve">     D. Quadrant IV</w:t>
-      </w:r>
-    </w:p>
-    <w:p>
-      <w:pPr>
-        <w:spacing w:after="60" w:before="120"/>
-      </w:pPr>
-      <w:r>
-        <w:rPr>
-          <w:color w:val="BBBBBB"/>
-        </w:rPr>
-        <w:t xml:space="preserve">______________________________________________________________________</w:t>
-      </w:r>
-    </w:p>
-    <w:p>
-      <w:pPr>
-        <w:spacing w:after="80" w:before="0"/>
-      </w:pPr>
-      <w:r>
-        <w:rPr>
-          <w:b/>
-          <w:bCs/>
-        </w:rPr>
-        <w:t xml:space="preserve">5. Captain Vega's lookout reports a ship in Quadrant II. What signs will its coordinates (x, y) have?</w:t>
-      </w:r>
-    </w:p>
-    <w:p>
-      <w:pPr>
-        <w:spacing w:after="40" w:before="0"/>
-      </w:pPr>
-      <w:r>
-        <w:t xml:space="preserve">     A. (+, +)</w:t>
-      </w:r>
-    </w:p>
-    <w:p>
-      <w:pPr>
-        <w:spacing w:after="40" w:before="0"/>
-      </w:pPr>
-      <w:r>
-        <w:t xml:space="preserve">     B. (-, +)</w:t>
-      </w:r>
-    </w:p>
-    <w:p>
-      <w:pPr>
-        <w:spacing w:after="40" w:before="0"/>
-      </w:pPr>
-      <w:r>
-        <w:t xml:space="preserve">     C. (-, -)</w:t>
-      </w:r>
-    </w:p>
-    <w:p>
-      <w:pPr>
-        <w:spacing w:after="40" w:before="0"/>
-      </w:pPr>
-      <w:r>
-        <w:t xml:space="preserve">     D. (+, -)</w:t>
-      </w:r>
-    </w:p>
-    <w:p>
-      <w:pPr>
-        <w:spacing w:after="60" w:before="120"/>
-      </w:pPr>
-      <w:r>
-        <w:rPr>
-          <w:color w:val="BBBBBB"/>
-        </w:rPr>
-        <w:t xml:space="preserve">______________________________________________________________________</w:t>
-      </w:r>
-    </w:p>
-    <w:p>
-      <w:pPr>
-        <w:spacing w:after="80" w:before="0"/>
-      </w:pPr>
-      <w:r>
-        <w:rPr>
-          <w:b/>
-          <w:bCs/>
-        </w:rPr>
-        <w:t xml:space="preserve">6. Level 2 Extension — The Misfired Shot</w:t>
+        <w:t xml:space="preserve">8. Level 2 Extension — The Misfired Shot</w:t>
       </w:r>
     </w:p>
     <w:p>
@@ -872,31 +919,23 @@
           <w:b/>
           <w:bCs/>
         </w:rPr>
-        <w:t xml:space="preserve">7. Find the Quadrant Error</w:t>
-      </w:r>
-    </w:p>
-    <w:p>
-      <w:pPr>
-        <w:spacing w:after="40" w:before="0"/>
-      </w:pPr>
-      <w:r>
-        <w:t xml:space="preserve">   Step 1 (Problem): Identify the quadrant for (-3, -5)</w:t>
-      </w:r>
-    </w:p>
-    <w:p>
-      <w:pPr>
-        <w:spacing w:after="40" w:before="0"/>
-      </w:pPr>
-      <w:r>
-        <w:t xml:space="preserve">   Step 2 (Student thinking): The x is -3, so I go left 3. The y is -5, so I go up 5.</w:t>
-      </w:r>
-    </w:p>
-    <w:p>
-      <w:pPr>
-        <w:spacing w:after="40" w:before="0"/>
-      </w:pPr>
-      <w:r>
-        <w:t xml:space="preserve">   Step 3 (Student answer): (-3, -5) is in Quadrant II</w:t>
+        <w:t xml:space="preserve">9. Fix our table's thinking</w:t>
+      </w:r>
+    </w:p>
+    <w:p>
+      <w:pPr>
+        <w:spacing w:after="40" w:before="0"/>
+      </w:pPr>
+      <w:r>
+        <w:t xml:space="preserve">   Step 1 (The problem): Captain Vega's lookout reports a ship in Quadrant II. What signs will its coordinates (x, y) have?</w:t>
+      </w:r>
+    </w:p>
+    <w:p>
+      <w:pPr>
+        <w:spacing w:after="40" w:before="0"/>
+      </w:pPr>
+      <w:r>
+        <w:t xml:space="preserve">   Step 2 (A classmate at our table answered): (+, +)</w:t>
       </w:r>
     </w:p>
     <w:p>
@@ -945,101 +984,65 @@
       </w:r>
     </w:p>
     <w:p>
+      <w:r>
+        <w:br w:type="page"/>
+      </w:r>
+    </w:p>
+    <w:p>
+      <w:pPr>
+        <w:pStyle w:val="Heading1"/>
+        <w:spacing w:after="120"/>
+      </w:pPr>
+      <w:r>
+        <w:rPr>
+          <w:b/>
+          <w:bCs/>
+        </w:rPr>
+        <w:t xml:space="preserve">Answer Key (Teacher)</w:t>
+      </w:r>
+    </w:p>
+    <w:p>
+      <w:pPr>
+        <w:spacing w:after="40" w:before="0"/>
+      </w:pPr>
+      <w:r>
+        <w:rPr>
+          <w:b/>
+          <w:bCs/>
+        </w:rPr>
+        <w:t xml:space="preserve">1. C. Quadrant II</w:t>
+      </w:r>
+    </w:p>
+    <w:p>
+      <w:pPr>
+        <w:spacing w:after="20" w:before="0"/>
+      </w:pPr>
+      <w:r>
+        <w:t xml:space="preserve">     The x-coordinate is negative (left) and the y-coordinate is positive (up). Left and up is Quadrant II.</w:t>
+      </w:r>
+    </w:p>
+    <w:p>
       <w:pPr>
         <w:spacing w:after="80" w:before="0"/>
-      </w:pPr>
-      <w:r>
-        <w:rPr>
-          <w:b/>
-          <w:bCs/>
-        </w:rPr>
-        <w:t xml:space="preserve">8. A point starts in Quadrant I at (4, 6). Describe a move that puts it in Quadrant III. What must happen to both coordinates? Can you give the exact new coordinates after your move?</w:t>
-      </w:r>
-    </w:p>
-    <w:p>
-      <w:pPr>
-        <w:spacing w:after="60" w:before="0"/>
       </w:pPr>
       <w:r>
         <w:rPr>
           <w:i/>
           <w:iCs/>
         </w:rPr>
-        <w:t xml:space="preserve">Sentence starter: To move from Quadrant I to Quadrant III, both coordinates must become ___. Starting at (4, 6), I could move ___ units left and ___ units down to reach (___,___), which is in Quadrant III because ___.</w:t>
-      </w:r>
-    </w:p>
-    <w:p>
-      <w:pPr>
-        <w:spacing w:after="60" w:before="120"/>
-      </w:pPr>
-      <w:r>
-        <w:rPr>
-          <w:color w:val="BBBBBB"/>
-        </w:rPr>
-        <w:t xml:space="preserve">______________________________________________________________________</w:t>
-      </w:r>
-    </w:p>
-    <w:p>
-      <w:pPr>
-        <w:spacing w:after="60" w:before="120"/>
-      </w:pPr>
-      <w:r>
-        <w:rPr>
-          <w:color w:val="BBBBBB"/>
-        </w:rPr>
-        <w:t xml:space="preserve">______________________________________________________________________</w:t>
-      </w:r>
-    </w:p>
-    <w:p>
-      <w:pPr>
-        <w:spacing w:after="60" w:before="120"/>
-      </w:pPr>
-      <w:r>
-        <w:rPr>
-          <w:color w:val="BBBBBB"/>
-        </w:rPr>
-        <w:t xml:space="preserve">______________________________________________________________________</w:t>
-      </w:r>
-    </w:p>
-    <w:p>
-      <w:pPr>
-        <w:spacing w:after="60" w:before="120"/>
-      </w:pPr>
-      <w:r>
-        <w:rPr>
-          <w:color w:val="BBBBBB"/>
-        </w:rPr>
-        <w:t xml:space="preserve">______________________________________________________________________</w:t>
-      </w:r>
-    </w:p>
-    <w:p>
-      <w:r>
-        <w:br w:type="page"/>
-      </w:r>
-    </w:p>
-    <w:p>
-      <w:pPr>
-        <w:pStyle w:val="Heading1"/>
-        <w:spacing w:after="120"/>
-      </w:pPr>
-      <w:r>
-        <w:rPr>
-          <w:b/>
-          <w:bCs/>
-        </w:rPr>
-        <w:t xml:space="preserve">Answer Key (Teacher)</w:t>
-      </w:r>
-    </w:p>
-    <w:p>
-      <w:pPr>
-        <w:spacing w:after="40" w:before="0"/>
-      </w:pPr>
-      <w:r>
-        <w:rPr>
-          <w:b/>
-          <w:bCs/>
-        </w:rPr>
-        <w:t xml:space="preserve">1. B. Quadrant II</w:t>
+        <w:t xml:space="preserve">     Watch for: A common mistake in Ordered Pairs in All Four Quadrants is matching each sign to the wrong axis — for example, seeing (-2, 5) and thinking "the x is negative so I move DOWN, and the y is positive so I move RIGHT," which lands the point in Quadrant IV. But the x-coordinate always controls left/right, never up/down: negative x means LEFT (not down), and positive y means UP (not right). So (-2, 5) is actually left 2, up 5 — Quadrant II. Before you submit, check that you used the x-coordinate for left/right and the y-coordinate for up/down, and never swapped them.</w:t>
+      </w:r>
+    </w:p>
+    <w:p>
+      <w:pPr>
+        <w:spacing w:after="40" w:before="0"/>
+      </w:pPr>
+      <w:r>
+        <w:rPr>
+          <w:b/>
+          <w:bCs/>
+        </w:rPr>
+        <w:t xml:space="preserve">2. C. Quadrant IV</w:t>
       </w:r>
     </w:p>
     <w:p>
@@ -1047,7 +1050,7 @@
         <w:spacing w:after="20" w:before="0"/>
       </w:pPr>
       <w:r>
-        <w:t xml:space="preserve">     The x-coordinate is negative (left) and the y-coordinate is positive (up). Left and up is Quadrant II.</w:t>
+        <w:t xml:space="preserve">     Positive x (right) and negative y (down) = Quadrant IV (bottom-right).</w:t>
       </w:r>
     </w:p>
     <w:p>
@@ -1071,7 +1074,7 @@
           <w:b/>
           <w:bCs/>
         </w:rPr>
-        <w:t xml:space="preserve">2. D. Quadrant IV</w:t>
+        <w:t xml:space="preserve">3. D. (3, 3)</w:t>
       </w:r>
     </w:p>
     <w:p>
@@ -1079,7 +1082,7 @@
         <w:spacing w:after="20" w:before="0"/>
       </w:pPr>
       <w:r>
-        <w:t xml:space="preserve">     Positive x (right) and negative y (down) = Quadrant IV (bottom-right).</w:t>
+        <w:t xml:space="preserve">     Moving right means adding to the x-coordinate: -5 + 8 = 3. The y stays the same. New point: (3, 3).</w:t>
       </w:r>
     </w:p>
     <w:p>
@@ -1103,7 +1106,7 @@
           <w:b/>
           <w:bCs/>
         </w:rPr>
-        <w:t xml:space="preserve">3. C. (4, -2)</w:t>
+        <w:t xml:space="preserve">4. D. Quadrant II</w:t>
       </w:r>
     </w:p>
     <w:p>
@@ -1111,7 +1114,7 @@
         <w:spacing w:after="20" w:before="0"/>
       </w:pPr>
       <w:r>
-        <w:t xml:space="preserve">     Right is +x and down is -y, so the point is (4, -2).</w:t>
+        <w:t xml:space="preserve">     Negative x with positive y places the point in Quadrant II.</w:t>
       </w:r>
     </w:p>
     <w:p>
@@ -1135,7 +1138,7 @@
           <w:b/>
           <w:bCs/>
         </w:rPr>
-        <w:t xml:space="preserve">4. C. Quadrant III</w:t>
+        <w:t xml:space="preserve">5. D. (4, -2)</w:t>
       </w:r>
     </w:p>
     <w:p>
@@ -1143,7 +1146,7 @@
         <w:spacing w:after="20" w:before="0"/>
       </w:pPr>
       <w:r>
-        <w:t xml:space="preserve">     A negative x means left and a negative y means down, so (-5, -2) is in Quadrant III, where both coordinates are negative.</w:t>
+        <w:t xml:space="preserve">     Right is +x and down is -y, so the point is (4, -2).</w:t>
       </w:r>
     </w:p>
     <w:p>
@@ -1167,7 +1170,7 @@
           <w:b/>
           <w:bCs/>
         </w:rPr>
-        <w:t xml:space="preserve">5. B. (-, +)</w:t>
+        <w:t xml:space="preserve">6. D. Quadrant III</w:t>
       </w:r>
     </w:p>
     <w:p>
@@ -1175,7 +1178,7 @@
         <w:spacing w:after="20" w:before="0"/>
       </w:pPr>
       <w:r>
-        <w:t xml:space="preserve">     Quadrant II is up and to the left of the origin, so x is negative and y is positive: (-, +).</w:t>
+        <w:t xml:space="preserve">     A negative x means left and a negative y means down, so (-5, -2) is in Quadrant III, where both coordinates are negative.</w:t>
       </w:r>
     </w:p>
     <w:p>
@@ -1199,7 +1202,7 @@
           <w:b/>
           <w:bCs/>
         </w:rPr>
-        <w:t xml:space="preserve">6. Level 2 Extension — The Misfired Shot</w:t>
+        <w:t xml:space="preserve">7. A. (-, +)</w:t>
       </w:r>
     </w:p>
     <w:p>
@@ -1207,6 +1210,38 @@
         <w:spacing w:after="20" w:before="0"/>
       </w:pPr>
       <w:r>
+        <w:t xml:space="preserve">     Quadrant II is up and to the left of the origin, so x is negative and y is positive: (-, +).</w:t>
+      </w:r>
+    </w:p>
+    <w:p>
+      <w:pPr>
+        <w:spacing w:after="80" w:before="0"/>
+      </w:pPr>
+      <w:r>
+        <w:rPr>
+          <w:i/>
+          <w:iCs/>
+        </w:rPr>
+        <w:t xml:space="preserve">     Watch for: A common mistake in Ordered Pairs in All Four Quadrants is matching each sign to the wrong axis — for example, seeing (-2, 5) and thinking "the x is negative so I move DOWN, and the y is positive so I move RIGHT," which lands the point in Quadrant IV. But the x-coordinate always controls left/right, never up/down: negative x means LEFT (not down), and positive y means UP (not right). So (-2, 5) is actually left 2, up 5 — Quadrant II. Before you submit, check that you used the x-coordinate for left/right and the y-coordinate for up/down, and never swapped them.</w:t>
+      </w:r>
+    </w:p>
+    <w:p>
+      <w:pPr>
+        <w:spacing w:after="40" w:before="0"/>
+      </w:pPr>
+      <w:r>
+        <w:rPr>
+          <w:b/>
+          <w:bCs/>
+        </w:rPr>
+        <w:t xml:space="preserve">8. Level 2 Extension — The Misfired Shot</w:t>
+      </w:r>
+    </w:p>
+    <w:p>
+      <w:pPr>
+        <w:spacing w:after="20" w:before="0"/>
+      </w:pPr>
+      <w:r>
         <w:t xml:space="preserve">     The mistake is in Step 2.</w:t>
       </w:r>
     </w:p>
@@ -1235,7 +1270,7 @@
           <w:b/>
           <w:bCs/>
         </w:rPr>
-        <w:t xml:space="preserve">7. Find the Quadrant Error</w:t>
+        <w:t xml:space="preserve">9. Fix our table's thinking</w:t>
       </w:r>
     </w:p>
     <w:p>
@@ -1251,35 +1286,7 @@
         <w:spacing w:after="20" w:before="0"/>
       </w:pPr>
       <w:r>
-        <w:t xml:space="preserve">     Correct work: A negative y-coordinate means DOWN, not up. Go left 3 and DOWN 5. The point (-3, -5) is in Quadrant III (both negative), not Quadrant II.</w:t>
-      </w:r>
-    </w:p>
-    <w:p>
-      <w:pPr>
-        <w:spacing w:after="80" w:before="0"/>
-      </w:pPr>
-      <w:r>
-        <w:t xml:space="preserve">     Watch for: A negative y-coordinate means down, not up. From the origin you go left 3 and DOWN 5, landing in the bottom-left region. Both coordinates are negative, and (-, -) is Quadrant III, not Quadrant II.</w:t>
-      </w:r>
-    </w:p>
-    <w:p>
-      <w:pPr>
-        <w:spacing w:after="40" w:before="0"/>
-      </w:pPr>
-      <w:r>
-        <w:rPr>
-          <w:b/>
-          <w:bCs/>
-        </w:rPr>
-        <w:t xml:space="preserve">8. Open response — answers will vary.</w:t>
-      </w:r>
-    </w:p>
-    <w:p>
-      <w:pPr>
-        <w:spacing w:after="80" w:before="0"/>
-      </w:pPr>
-      <w:r>
-        <w:t xml:space="preserve">     Look for key words: negative, quadrant, left, down, x-coordinate, y-coordinate, sign change.</w:t>
+        <w:t xml:space="preserve">     Correct work: The correct answer is (-, +). Quadrant II is up and to the left of the origin, so x is negative and y is positive: (-, +).</w:t>
       </w:r>
     </w:p>
     <w:sectPr>
@@ -1468,7 +1475,14 @@
 <file path=word/styles.xml><?xml version="1.0" encoding="utf-8"?>
 <w:styles xmlns:mc="http://schemas.openxmlformats.org/markup-compatibility/2006" xmlns:r="http://schemas.openxmlformats.org/officeDocument/2006/relationships" xmlns:w="http://schemas.openxmlformats.org/wordprocessingml/2006/main" xmlns:w14="http://schemas.microsoft.com/office/word/2010/wordml" xmlns:w15="http://schemas.microsoft.com/office/word/2012/wordml" mc:Ignorable="w14 w15">
   <w:docDefaults>
-    <w:rPrDefault/>
+    <w:rPrDefault>
+      <w:rPr>
+        <w:rFonts w:ascii="Arial" w:cs="Arial" w:eastAsia="Arial" w:hAnsi="Arial"/>
+        <w:sz w:val="22"/>
+        <w:szCs w:val="22"/>
+        <w:lang w:val="en-US"/>
+      </w:rPr>
+    </w:rPrDefault>
     <w:pPrDefault/>
   </w:docDefaults>
   <w:style w:type="paragraph" w:styleId="Title">
@@ -1486,10 +1500,16 @@
     <w:basedOn w:val="Normal"/>
     <w:next w:val="Normal"/>
     <w:qFormat/>
+    <w:pPr>
+      <w:keepNext/>
+    </w:pPr>
     <w:rPr>
-      <w:color w:val="2E74B5"/>
-      <w:sz w:val="32"/>
-      <w:szCs w:val="32"/>
+      <w:rFonts w:ascii="Arial" w:cs="Arial" w:eastAsia="Arial" w:hAnsi="Arial"/>
+      <w:b/>
+      <w:bCs/>
+      <w:color w:val="183E56"/>
+      <w:sz w:val="34"/>
+      <w:szCs w:val="34"/>
     </w:rPr>
   </w:style>
   <w:style w:type="paragraph" w:styleId="Heading2">
@@ -1497,8 +1517,14 @@
     <w:basedOn w:val="Normal"/>
     <w:next w:val="Normal"/>
     <w:qFormat/>
+    <w:pPr>
+      <w:keepNext/>
+    </w:pPr>
     <w:rPr>
-      <w:color w:val="2E74B5"/>
+      <w:rFonts w:ascii="Arial" w:cs="Arial" w:eastAsia="Arial" w:hAnsi="Arial"/>
+      <w:b/>
+      <w:bCs/>
+      <w:color w:val="176B70"/>
       <w:sz w:val="26"/>
       <w:szCs w:val="26"/>
     </w:rPr>

--- a/lessons/7-8-group1/homework.docx
+++ b/lessons/7-8-group1/homework.docx
@@ -983,312 +983,6 @@
         <w:t xml:space="preserve">______________________________________________________________________</w:t>
       </w:r>
     </w:p>
-    <w:p>
-      <w:r>
-        <w:br w:type="page"/>
-      </w:r>
-    </w:p>
-    <w:p>
-      <w:pPr>
-        <w:pStyle w:val="Heading1"/>
-        <w:spacing w:after="120"/>
-      </w:pPr>
-      <w:r>
-        <w:rPr>
-          <w:b/>
-          <w:bCs/>
-        </w:rPr>
-        <w:t xml:space="preserve">Answer Key (Teacher)</w:t>
-      </w:r>
-    </w:p>
-    <w:p>
-      <w:pPr>
-        <w:spacing w:after="40" w:before="0"/>
-      </w:pPr>
-      <w:r>
-        <w:rPr>
-          <w:b/>
-          <w:bCs/>
-        </w:rPr>
-        <w:t xml:space="preserve">1. C. Quadrant II</w:t>
-      </w:r>
-    </w:p>
-    <w:p>
-      <w:pPr>
-        <w:spacing w:after="20" w:before="0"/>
-      </w:pPr>
-      <w:r>
-        <w:t xml:space="preserve">     The x-coordinate is negative (left) and the y-coordinate is positive (up). Left and up is Quadrant II.</w:t>
-      </w:r>
-    </w:p>
-    <w:p>
-      <w:pPr>
-        <w:spacing w:after="80" w:before="0"/>
-      </w:pPr>
-      <w:r>
-        <w:rPr>
-          <w:i/>
-          <w:iCs/>
-        </w:rPr>
-        <w:t xml:space="preserve">     Watch for: A common mistake in Ordered Pairs in All Four Quadrants is matching each sign to the wrong axis — for example, seeing (-2, 5) and thinking "the x is negative so I move DOWN, and the y is positive so I move RIGHT," which lands the point in Quadrant IV. But the x-coordinate always controls left/right, never up/down: negative x means LEFT (not down), and positive y means UP (not right). So (-2, 5) is actually left 2, up 5 — Quadrant II. Before you submit, check that you used the x-coordinate for left/right and the y-coordinate for up/down, and never swapped them.</w:t>
-      </w:r>
-    </w:p>
-    <w:p>
-      <w:pPr>
-        <w:spacing w:after="40" w:before="0"/>
-      </w:pPr>
-      <w:r>
-        <w:rPr>
-          <w:b/>
-          <w:bCs/>
-        </w:rPr>
-        <w:t xml:space="preserve">2. C. Quadrant IV</w:t>
-      </w:r>
-    </w:p>
-    <w:p>
-      <w:pPr>
-        <w:spacing w:after="20" w:before="0"/>
-      </w:pPr>
-      <w:r>
-        <w:t xml:space="preserve">     Positive x (right) and negative y (down) = Quadrant IV (bottom-right).</w:t>
-      </w:r>
-    </w:p>
-    <w:p>
-      <w:pPr>
-        <w:spacing w:after="80" w:before="0"/>
-      </w:pPr>
-      <w:r>
-        <w:rPr>
-          <w:i/>
-          <w:iCs/>
-        </w:rPr>
-        <w:t xml:space="preserve">     Watch for: A common mistake in Ordered Pairs in All Four Quadrants is matching each sign to the wrong axis — for example, seeing (-2, 5) and thinking "the x is negative so I move DOWN, and the y is positive so I move RIGHT," which lands the point in Quadrant IV. But the x-coordinate always controls left/right, never up/down: negative x means LEFT (not down), and positive y means UP (not right). So (-2, 5) is actually left 2, up 5 — Quadrant II. Before you submit, check that you used the x-coordinate for left/right and the y-coordinate for up/down, and never swapped them.</w:t>
-      </w:r>
-    </w:p>
-    <w:p>
-      <w:pPr>
-        <w:spacing w:after="40" w:before="0"/>
-      </w:pPr>
-      <w:r>
-        <w:rPr>
-          <w:b/>
-          <w:bCs/>
-        </w:rPr>
-        <w:t xml:space="preserve">3. D. (3, 3)</w:t>
-      </w:r>
-    </w:p>
-    <w:p>
-      <w:pPr>
-        <w:spacing w:after="20" w:before="0"/>
-      </w:pPr>
-      <w:r>
-        <w:t xml:space="preserve">     Moving right means adding to the x-coordinate: -5 + 8 = 3. The y stays the same. New point: (3, 3).</w:t>
-      </w:r>
-    </w:p>
-    <w:p>
-      <w:pPr>
-        <w:spacing w:after="80" w:before="0"/>
-      </w:pPr>
-      <w:r>
-        <w:rPr>
-          <w:i/>
-          <w:iCs/>
-        </w:rPr>
-        <w:t xml:space="preserve">     Watch for: A common mistake in Ordered Pairs in All Four Quadrants is matching each sign to the wrong axis — for example, seeing (-2, 5) and thinking "the x is negative so I move DOWN, and the y is positive so I move RIGHT," which lands the point in Quadrant IV. But the x-coordinate always controls left/right, never up/down: negative x means LEFT (not down), and positive y means UP (not right). So (-2, 5) is actually left 2, up 5 — Quadrant II. Before you submit, check that you used the x-coordinate for left/right and the y-coordinate for up/down, and never swapped them.</w:t>
-      </w:r>
-    </w:p>
-    <w:p>
-      <w:pPr>
-        <w:spacing w:after="40" w:before="0"/>
-      </w:pPr>
-      <w:r>
-        <w:rPr>
-          <w:b/>
-          <w:bCs/>
-        </w:rPr>
-        <w:t xml:space="preserve">4. D. Quadrant II</w:t>
-      </w:r>
-    </w:p>
-    <w:p>
-      <w:pPr>
-        <w:spacing w:after="20" w:before="0"/>
-      </w:pPr>
-      <w:r>
-        <w:t xml:space="preserve">     Negative x with positive y places the point in Quadrant II.</w:t>
-      </w:r>
-    </w:p>
-    <w:p>
-      <w:pPr>
-        <w:spacing w:after="80" w:before="0"/>
-      </w:pPr>
-      <w:r>
-        <w:rPr>
-          <w:i/>
-          <w:iCs/>
-        </w:rPr>
-        <w:t xml:space="preserve">     Watch for: A common mistake in Ordered Pairs in All Four Quadrants is matching each sign to the wrong axis — for example, seeing (-2, 5) and thinking "the x is negative so I move DOWN, and the y is positive so I move RIGHT," which lands the point in Quadrant IV. But the x-coordinate always controls left/right, never up/down: negative x means LEFT (not down), and positive y means UP (not right). So (-2, 5) is actually left 2, up 5 — Quadrant II. Before you submit, check that you used the x-coordinate for left/right and the y-coordinate for up/down, and never swapped them.</w:t>
-      </w:r>
-    </w:p>
-    <w:p>
-      <w:pPr>
-        <w:spacing w:after="40" w:before="0"/>
-      </w:pPr>
-      <w:r>
-        <w:rPr>
-          <w:b/>
-          <w:bCs/>
-        </w:rPr>
-        <w:t xml:space="preserve">5. D. (4, -2)</w:t>
-      </w:r>
-    </w:p>
-    <w:p>
-      <w:pPr>
-        <w:spacing w:after="20" w:before="0"/>
-      </w:pPr>
-      <w:r>
-        <w:t xml:space="preserve">     Right is +x and down is -y, so the point is (4, -2).</w:t>
-      </w:r>
-    </w:p>
-    <w:p>
-      <w:pPr>
-        <w:spacing w:after="80" w:before="0"/>
-      </w:pPr>
-      <w:r>
-        <w:rPr>
-          <w:i/>
-          <w:iCs/>
-        </w:rPr>
-        <w:t xml:space="preserve">     Watch for: A common mistake in Ordered Pairs in All Four Quadrants is matching each sign to the wrong axis — for example, seeing (-2, 5) and thinking "the x is negative so I move DOWN, and the y is positive so I move RIGHT," which lands the point in Quadrant IV. But the x-coordinate always controls left/right, never up/down: negative x means LEFT (not down), and positive y means UP (not right). So (-2, 5) is actually left 2, up 5 — Quadrant II. Before you submit, check that you used the x-coordinate for left/right and the y-coordinate for up/down, and never swapped them.</w:t>
-      </w:r>
-    </w:p>
-    <w:p>
-      <w:pPr>
-        <w:spacing w:after="40" w:before="0"/>
-      </w:pPr>
-      <w:r>
-        <w:rPr>
-          <w:b/>
-          <w:bCs/>
-        </w:rPr>
-        <w:t xml:space="preserve">6. D. Quadrant III</w:t>
-      </w:r>
-    </w:p>
-    <w:p>
-      <w:pPr>
-        <w:spacing w:after="20" w:before="0"/>
-      </w:pPr>
-      <w:r>
-        <w:t xml:space="preserve">     A negative x means left and a negative y means down, so (-5, -2) is in Quadrant III, where both coordinates are negative.</w:t>
-      </w:r>
-    </w:p>
-    <w:p>
-      <w:pPr>
-        <w:spacing w:after="80" w:before="0"/>
-      </w:pPr>
-      <w:r>
-        <w:rPr>
-          <w:i/>
-          <w:iCs/>
-        </w:rPr>
-        <w:t xml:space="preserve">     Watch for: A common mistake in Ordered Pairs in All Four Quadrants is matching each sign to the wrong axis — for example, seeing (-2, 5) and thinking "the x is negative so I move DOWN, and the y is positive so I move RIGHT," which lands the point in Quadrant IV. But the x-coordinate always controls left/right, never up/down: negative x means LEFT (not down), and positive y means UP (not right). So (-2, 5) is actually left 2, up 5 — Quadrant II. Before you submit, check that you used the x-coordinate for left/right and the y-coordinate for up/down, and never swapped them.</w:t>
-      </w:r>
-    </w:p>
-    <w:p>
-      <w:pPr>
-        <w:spacing w:after="40" w:before="0"/>
-      </w:pPr>
-      <w:r>
-        <w:rPr>
-          <w:b/>
-          <w:bCs/>
-        </w:rPr>
-        <w:t xml:space="preserve">7. A. (-, +)</w:t>
-      </w:r>
-    </w:p>
-    <w:p>
-      <w:pPr>
-        <w:spacing w:after="20" w:before="0"/>
-      </w:pPr>
-      <w:r>
-        <w:t xml:space="preserve">     Quadrant II is up and to the left of the origin, so x is negative and y is positive: (-, +).</w:t>
-      </w:r>
-    </w:p>
-    <w:p>
-      <w:pPr>
-        <w:spacing w:after="80" w:before="0"/>
-      </w:pPr>
-      <w:r>
-        <w:rPr>
-          <w:i/>
-          <w:iCs/>
-        </w:rPr>
-        <w:t xml:space="preserve">     Watch for: A common mistake in Ordered Pairs in All Four Quadrants is matching each sign to the wrong axis — for example, seeing (-2, 5) and thinking "the x is negative so I move DOWN, and the y is positive so I move RIGHT," which lands the point in Quadrant IV. But the x-coordinate always controls left/right, never up/down: negative x means LEFT (not down), and positive y means UP (not right). So (-2, 5) is actually left 2, up 5 — Quadrant II. Before you submit, check that you used the x-coordinate for left/right and the y-coordinate for up/down, and never swapped them.</w:t>
-      </w:r>
-    </w:p>
-    <w:p>
-      <w:pPr>
-        <w:spacing w:after="40" w:before="0"/>
-      </w:pPr>
-      <w:r>
-        <w:rPr>
-          <w:b/>
-          <w:bCs/>
-        </w:rPr>
-        <w:t xml:space="preserve">8. Level 2 Extension — The Misfired Shot</w:t>
-      </w:r>
-    </w:p>
-    <w:p>
-      <w:pPr>
-        <w:spacing w:after="20" w:before="0"/>
-      </w:pPr>
-      <w:r>
-        <w:t xml:space="preserve">     The mistake is in Step 2.</w:t>
-      </w:r>
-    </w:p>
-    <w:p>
-      <w:pPr>
-        <w:spacing w:after="20" w:before="0"/>
-      </w:pPr>
-      <w:r>
-        <w:t xml:space="preserve">     Correct work: You cannot ignore the signs! The x is -3 (negative = left) and the y is 4 (positive = up). Left and up is Quadrant II, not Quadrant III. Captain Vega should fire on Quadrant II.</w:t>
-      </w:r>
-    </w:p>
-    <w:p>
-      <w:pPr>
-        <w:spacing w:after="80" w:before="0"/>
-      </w:pPr>
-      <w:r>
-        <w:t xml:space="preserve">     Watch for: Ignoring the signs throws away the only information that names a quadrant. With x = -3 the ship is 3 units to the left, and with y = 4 it is 4 units up, which is the top-left region. Left and up is Quadrant II, so firing on Quadrant III would miss entirely.</w:t>
-      </w:r>
-    </w:p>
-    <w:p>
-      <w:pPr>
-        <w:spacing w:after="40" w:before="0"/>
-      </w:pPr>
-      <w:r>
-        <w:rPr>
-          <w:b/>
-          <w:bCs/>
-        </w:rPr>
-        <w:t xml:space="preserve">9. Fix our table's thinking</w:t>
-      </w:r>
-    </w:p>
-    <w:p>
-      <w:pPr>
-        <w:spacing w:after="20" w:before="0"/>
-      </w:pPr>
-      <w:r>
-        <w:t xml:space="preserve">     The mistake is in Step 2.</w:t>
-      </w:r>
-    </w:p>
-    <w:p>
-      <w:pPr>
-        <w:spacing w:after="20" w:before="0"/>
-      </w:pPr>
-      <w:r>
-        <w:t xml:space="preserve">     Correct work: The correct answer is (-, +). Quadrant II is up and to the left of the origin, so x is negative and y is positive: (-, +).</w:t>
-      </w:r>
-    </w:p>
     <w:sectPr>
       <w:pgSz w:w="11906" w:h="16838" w:orient="portrait"/>
       <w:pgMar w:top="720" w:right="900" w:bottom="720" w:left="900" w:header="708" w:footer="708" w:gutter="0"/>
